--- a/Tailored_CVs/Shinoy_Mainfreight_Europe_Project_Engineer_IT.docx
+++ b/Tailored_CVs/Shinoy_Mainfreight_Europe_Project_Engineer_IT.docx
@@ -70,7 +70,7 @@
           <w:b w:val="0"/>
           <w:sz w:val="19"/>
         </w:rPr>
-        <w:t>I am a QA Automation Engineer with over 8 years of experience building scalable testing frameworks and working closely with business teams to translate needs into technical solutions. I bring hands-on experience in software testing, functional requirement analysis, and process optimization. I hold a valid EU residence permit and am ready to contribute to Mainfreight Europe's transport management implementations.</w:t>
+        <w:t>I am a QA Automation Engineer with over 8 years of experience building scalable automation frameworks and supporting software implementations for financial and transport systems. My background spans requirements analysis, functional design, and structured testing across complex software updates. Currently based in Amstelveen with a valid EU residence permit, I am ready to contribute to your team immediately.</w:t>
       </w:r>
     </w:p>
     <w:p>
@@ -288,7 +288,7 @@
           <w:b w:val="0"/>
           <w:sz w:val="18"/>
         </w:rPr>
-        <w:t>▸ Tested various software possibilities and transport system updates, ensuring high reliability before operational rollout.</w:t>
+        <w:t>▸ Tested various software configurations and updates from vendors to ensure stability prior to deployment.</w:t>
       </w:r>
     </w:p>
     <w:p>
@@ -301,7 +301,7 @@
           <w:b w:val="0"/>
           <w:sz w:val="18"/>
         </w:rPr>
-        <w:t>▸ Collaborated with users to describe and test desired functionalities, translating business needs into clear technical testing steps.</w:t>
+        <w:t>▸ Collaborated with business teams to translate user requirements into functional design and testing strategies.</w:t>
       </w:r>
     </w:p>
     <w:p>
@@ -314,7 +314,7 @@
           <w:b w:val="0"/>
           <w:sz w:val="18"/>
         </w:rPr>
-        <w:t>▸ Investigated and resolved system issues while maintaining alignment with operational requirements.</w:t>
+        <w:t>▸ Executed structured test plans and tracked issues using JIRA to support smooth implementation rollouts.</w:t>
       </w:r>
     </w:p>
     <w:p>
@@ -327,7 +327,7 @@
           <w:b w:val="0"/>
           <w:sz w:val="18"/>
         </w:rPr>
-        <w:t>▸ Documented workflows and supported key user training to ensure smooth adoption of new system processes.</w:t>
+        <w:t>▸ Created and verified test cases while assisting key users to ensure successful adoption of new system functionalities.</w:t>
       </w:r>
     </w:p>
     <w:p>

--- a/Tailored_CVs/Shinoy_Mainfreight_Europe_Project_Engineer_IT.docx
+++ b/Tailored_CVs/Shinoy_Mainfreight_Europe_Project_Engineer_IT.docx
@@ -70,7 +70,7 @@
           <w:b w:val="0"/>
           <w:sz w:val="19"/>
         </w:rPr>
-        <w:t>I am a QA Automation Engineer with over 8 years of experience building scalable automation frameworks and supporting software implementations for financial and transport systems. My background spans requirements analysis, functional design, and structured testing across complex software updates. Currently based in Amstelveen with a valid EU residence permit, I am ready to contribute to your team immediately.</w:t>
+        <w:t>I am a QA Automation Engineer with over eight years of experience translating business requirements into structured functional designs and test frameworks. My background includes building scalable automation, managing software implementations, and testing complex system updates. I am comfortable working closely with cross-functional teams to resolve issues and support smooth software deployments.</w:t>
       </w:r>
     </w:p>
     <w:p>
@@ -288,7 +288,7 @@
           <w:b w:val="0"/>
           <w:sz w:val="18"/>
         </w:rPr>
-        <w:t>▸ Tested various software configurations and updates from vendors to ensure stability prior to deployment.</w:t>
+        <w:t>▸ Tested various software configuration possibilities and system updates to ensure stable transport management workflows.</w:t>
       </w:r>
     </w:p>
     <w:p>
@@ -301,7 +301,7 @@
           <w:b w:val="0"/>
           <w:sz w:val="18"/>
         </w:rPr>
-        <w:t>▸ Collaborated with business teams to translate user requirements into functional design and testing strategies.</w:t>
+        <w:t>▸ Collaborated with users to describe, define, and test requested functionalities while balancing IT solutions with operational procedures.</w:t>
       </w:r>
     </w:p>
     <w:p>
@@ -314,7 +314,7 @@
           <w:b w:val="0"/>
           <w:sz w:val="18"/>
         </w:rPr>
-        <w:t>▸ Executed structured test plans and tracked issues using JIRA to support smooth implementation rollouts.</w:t>
+        <w:t>▸ Investigated and resolved system issues through structured testing and continuous validation of deployment builds.</w:t>
       </w:r>
     </w:p>
     <w:p>
@@ -327,7 +327,7 @@
           <w:b w:val="0"/>
           <w:sz w:val="18"/>
         </w:rPr>
-        <w:t>▸ Created and verified test cases while assisting key users to ensure successful adoption of new system functionalities.</w:t>
+        <w:t>▸ Partnered with crossfunctional teams and trained key users on new software functionalities and process improvements.</w:t>
       </w:r>
     </w:p>
     <w:p>
